--- a/docs/DishDetect_SA_Walkthrough_Book.docx
+++ b/docs/DishDetect_SA_Walkthrough_Book.docx
@@ -60,7 +60,7 @@
         <w:t>github.com/Mehdidar/DishDetect-SA</w:t>
         <w:br/>
         <w:br/>
-        <w:t>Generated: 10 October 2026</w:t>
+        <w:t>Generated: 13 October 2026</w:t>
       </w:r>
     </w:p>
     <w:p>
@@ -258,6 +258,21 @@
       </w:r>
       <w:r>
         <w:t>Next Steps &amp; Roadmap</w:t>
+      </w:r>
+    </w:p>
+    <w:p>
+      <w:pPr>
+        <w:pStyle w:val="ListNumber"/>
+      </w:pPr>
+      <w:r>
+        <w:rPr>
+          <w:b/>
+          <w:color w:val="1F3864"/>
+        </w:rPr>
+        <w:t xml:space="preserve">Chapter 13:  </w:t>
+      </w:r>
+      <w:r>
+        <w:t>Vegan vs. Vegetarian (Meat-Free) Intelligence Module</w:t>
       </w:r>
     </w:p>
     <w:p>
@@ -7922,6 +7937,1733 @@
         <w:t xml:space="preserve">  for community access and benchmarking</w:t>
       </w:r>
     </w:p>
+    <w:p>
+      <w:r>
+        <w:br w:type="page"/>
+      </w:r>
+    </w:p>
+    <w:p>
+      <w:pPr>
+        <w:pStyle w:val="Heading1"/>
+        <w:jc w:val="left"/>
+      </w:pPr>
+      <w:r>
+        <w:rPr>
+          <w:color w:val="1F3864"/>
+        </w:rPr>
+        <w:t>Chapter 13 — Vegan vs. Vegetarian (Meat-Free) Intelligence Module</w:t>
+      </w:r>
+    </w:p>
+    <w:p>
+      <w:r>
+        <w:rPr>
+          <w:b w:val="0"/>
+          <w:i w:val="0"/>
+          <w:sz w:val="22"/>
+        </w:rPr>
+        <w:t>In commercial food apps, dietary screening tools, and restaurant POS systems, consumers frequently require a distinction beyond simply identifying meat. Vegetarians and strict vegans have distinct dietary boundaries: while vegetarians abstain from animal flesh, they may consume dairy (milk, cheese, yogurt), eggs, and clarified butter (samneh / ghee). In contrast, strict vegans consume 100% plant-based foods only. This chapter introduces DishDetect SA's specialized meat-free intelligence module, designed specifically to solve the subtle visual discrimination problem between Vegan and Lacto-Ovo Vegetarian dishes.</w:t>
+      </w:r>
+    </w:p>
+    <w:p/>
+    <w:p>
+      <w:pPr>
+        <w:pStyle w:val="Heading2"/>
+        <w:jc w:val="left"/>
+      </w:pPr>
+      <w:r>
+        <w:rPr>
+          <w:color w:val="2E75B6"/>
+        </w:rPr>
+        <w:t>13.1  Dietary Scope: Strict Meat Exclusion</w:t>
+      </w:r>
+    </w:p>
+    <w:p>
+      <w:r>
+        <w:rPr>
+          <w:b w:val="0"/>
+          <w:i w:val="0"/>
+          <w:sz w:val="22"/>
+        </w:rPr>
+        <w:t>All 10 meat, poultry, fish, and seafood categories (Mixed Grill, Shawarma, Shish Tawook, Grilled Kofta, Meat Maqluba, Meat Pie, Kofta Stew, Shrimp Sayadiyah, Stuffed Pigeon, and Meat Madfoon) were completely excluded. The model evaluates exclusively within the meat-free cohort of 15 Arabic dishes, eliminating trivial meat-vs-salad cues and forcing the neural network to learn fine-grained visual indicators of dairy, eggs, and animal fats.</w:t>
+      </w:r>
+    </w:p>
+    <w:p/>
+    <w:p>
+      <w:pPr>
+        <w:pStyle w:val="Heading2"/>
+        <w:jc w:val="left"/>
+      </w:pPr>
+      <w:r>
+        <w:rPr>
+          <w:color w:val="2E75B6"/>
+        </w:rPr>
+        <w:t>13.2  Culinary &amp; Ingredient Audit of the 15 Meatless Dishes</w:t>
+      </w:r>
+    </w:p>
+    <w:tbl>
+      <w:tblPr>
+        <w:tblStyle w:val="TableGrid"/>
+        <w:tblW w:type="auto" w:w="0"/>
+        <w:jc w:val="center"/>
+        <w:tblLook w:firstColumn="1" w:firstRow="1" w:lastColumn="0" w:lastRow="0" w:noHBand="0" w:noVBand="1" w:val="04A0"/>
+      </w:tblPr>
+      <w:tblGrid>
+        <w:gridCol w:w="2436"/>
+        <w:gridCol w:w="2436"/>
+        <w:gridCol w:w="2436"/>
+        <w:gridCol w:w="2436"/>
+      </w:tblGrid>
+      <w:tr>
+        <w:tc>
+          <w:tcPr>
+            <w:tcW w:type="dxa" w:w="2436"/>
+            <w:shd w:val="clear" w:color="auto" w:fill="1F3864"/>
+          </w:tcPr>
+          <w:p>
+            <w:r>
+              <w:rPr>
+                <w:b/>
+                <w:color w:val="FFFFFF"/>
+              </w:rPr>
+              <w:t>Dish Name</w:t>
+            </w:r>
+          </w:p>
+        </w:tc>
+        <w:tc>
+          <w:tcPr>
+            <w:tcW w:type="dxa" w:w="2436"/>
+            <w:shd w:val="clear" w:color="auto" w:fill="1F3864"/>
+          </w:tcPr>
+          <w:p>
+            <w:r>
+              <w:rPr>
+                <w:b/>
+                <w:color w:val="FFFFFF"/>
+              </w:rPr>
+              <w:t>Dietary Category</w:t>
+            </w:r>
+          </w:p>
+        </w:tc>
+        <w:tc>
+          <w:tcPr>
+            <w:tcW w:type="dxa" w:w="2436"/>
+            <w:shd w:val="clear" w:color="auto" w:fill="1F3864"/>
+          </w:tcPr>
+          <w:p>
+            <w:r>
+              <w:rPr>
+                <w:b/>
+                <w:color w:val="FFFFFF"/>
+              </w:rPr>
+              <w:t>Images</w:t>
+            </w:r>
+          </w:p>
+        </w:tc>
+        <w:tc>
+          <w:tcPr>
+            <w:tcW w:type="dxa" w:w="2436"/>
+            <w:shd w:val="clear" w:color="auto" w:fill="1F3864"/>
+          </w:tcPr>
+          <w:p>
+            <w:r>
+              <w:rPr>
+                <w:b/>
+                <w:color w:val="FFFFFF"/>
+              </w:rPr>
+              <w:t>Key Ingredients &amp; Animal Byproduct Audit</w:t>
+            </w:r>
+          </w:p>
+        </w:tc>
+      </w:tr>
+      <w:tr>
+        <w:tc>
+          <w:tcPr>
+            <w:tcW w:type="dxa" w:w="2436"/>
+            <w:shd w:val="clear" w:color="auto" w:fill="F2F6FC"/>
+          </w:tcPr>
+          <w:p>
+            <w:r>
+              <w:t>Hummus</w:t>
+            </w:r>
+          </w:p>
+        </w:tc>
+        <w:tc>
+          <w:tcPr>
+            <w:tcW w:type="dxa" w:w="2436"/>
+            <w:shd w:val="clear" w:color="auto" w:fill="F2F6FC"/>
+          </w:tcPr>
+          <w:p>
+            <w:r>
+              <w:t>Vegan</w:t>
+            </w:r>
+          </w:p>
+        </w:tc>
+        <w:tc>
+          <w:tcPr>
+            <w:tcW w:type="dxa" w:w="2436"/>
+            <w:shd w:val="clear" w:color="auto" w:fill="F2F6FC"/>
+          </w:tcPr>
+          <w:p>
+            <w:r>
+              <w:t>61</w:t>
+            </w:r>
+          </w:p>
+        </w:tc>
+        <w:tc>
+          <w:tcPr>
+            <w:tcW w:type="dxa" w:w="2436"/>
+            <w:shd w:val="clear" w:color="auto" w:fill="F2F6FC"/>
+          </w:tcPr>
+          <w:p>
+            <w:r>
+              <w:t>Chickpeas, tahini (sesame paste), olive oil, garlic. 100% plant-based.</w:t>
+            </w:r>
+          </w:p>
+        </w:tc>
+      </w:tr>
+      <w:tr>
+        <w:tc>
+          <w:tcPr>
+            <w:tcW w:type="dxa" w:w="2436"/>
+            <w:shd w:val="clear" w:color="auto" w:fill="FFFFFF"/>
+          </w:tcPr>
+          <w:p>
+            <w:r>
+              <w:t>Tamees Bread</w:t>
+            </w:r>
+          </w:p>
+        </w:tc>
+        <w:tc>
+          <w:tcPr>
+            <w:tcW w:type="dxa" w:w="2436"/>
+            <w:shd w:val="clear" w:color="auto" w:fill="FFFFFF"/>
+          </w:tcPr>
+          <w:p>
+            <w:r>
+              <w:t>Vegan</w:t>
+            </w:r>
+          </w:p>
+        </w:tc>
+        <w:tc>
+          <w:tcPr>
+            <w:tcW w:type="dxa" w:w="2436"/>
+            <w:shd w:val="clear" w:color="auto" w:fill="FFFFFF"/>
+          </w:tcPr>
+          <w:p>
+            <w:r>
+              <w:t>53</w:t>
+            </w:r>
+          </w:p>
+        </w:tc>
+        <w:tc>
+          <w:tcPr>
+            <w:tcW w:type="dxa" w:w="2436"/>
+            <w:shd w:val="clear" w:color="auto" w:fill="FFFFFF"/>
+          </w:tcPr>
+          <w:p>
+            <w:r>
+              <w:t>Wheat flour, yeast, water, vegetable oil (tandoor-baked). No dairy.</w:t>
+            </w:r>
+          </w:p>
+        </w:tc>
+      </w:tr>
+      <w:tr>
+        <w:tc>
+          <w:tcPr>
+            <w:tcW w:type="dxa" w:w="2436"/>
+            <w:shd w:val="clear" w:color="auto" w:fill="F2F6FC"/>
+          </w:tcPr>
+          <w:p>
+            <w:r>
+              <w:t>Za’atar Manakish</w:t>
+            </w:r>
+          </w:p>
+        </w:tc>
+        <w:tc>
+          <w:tcPr>
+            <w:tcW w:type="dxa" w:w="2436"/>
+            <w:shd w:val="clear" w:color="auto" w:fill="F2F6FC"/>
+          </w:tcPr>
+          <w:p>
+            <w:r>
+              <w:t>Vegan</w:t>
+            </w:r>
+          </w:p>
+        </w:tc>
+        <w:tc>
+          <w:tcPr>
+            <w:tcW w:type="dxa" w:w="2436"/>
+            <w:shd w:val="clear" w:color="auto" w:fill="F2F6FC"/>
+          </w:tcPr>
+          <w:p>
+            <w:r>
+              <w:t>52</w:t>
+            </w:r>
+          </w:p>
+        </w:tc>
+        <w:tc>
+          <w:tcPr>
+            <w:tcW w:type="dxa" w:w="2436"/>
+            <w:shd w:val="clear" w:color="auto" w:fill="F2F6FC"/>
+          </w:tcPr>
+          <w:p>
+            <w:r>
+              <w:t>Flatbread with wild thyme, sumac, sesame, extra virgin olive oil.</w:t>
+            </w:r>
+          </w:p>
+        </w:tc>
+      </w:tr>
+      <w:tr>
+        <w:tc>
+          <w:tcPr>
+            <w:tcW w:type="dxa" w:w="2436"/>
+            <w:shd w:val="clear" w:color="auto" w:fill="FFFFFF"/>
+          </w:tcPr>
+          <w:p>
+            <w:r>
+              <w:t>Okra Tagine</w:t>
+            </w:r>
+          </w:p>
+        </w:tc>
+        <w:tc>
+          <w:tcPr>
+            <w:tcW w:type="dxa" w:w="2436"/>
+            <w:shd w:val="clear" w:color="auto" w:fill="FFFFFF"/>
+          </w:tcPr>
+          <w:p>
+            <w:r>
+              <w:t>Vegan</w:t>
+            </w:r>
+          </w:p>
+        </w:tc>
+        <w:tc>
+          <w:tcPr>
+            <w:tcW w:type="dxa" w:w="2436"/>
+            <w:shd w:val="clear" w:color="auto" w:fill="FFFFFF"/>
+          </w:tcPr>
+          <w:p>
+            <w:r>
+              <w:t>45</w:t>
+            </w:r>
+          </w:p>
+        </w:tc>
+        <w:tc>
+          <w:tcPr>
+            <w:tcW w:type="dxa" w:w="2436"/>
+            <w:shd w:val="clear" w:color="auto" w:fill="FFFFFF"/>
+          </w:tcPr>
+          <w:p>
+            <w:r>
+              <w:t>Bamya bil-Zayt: Baby okra pods, tomato gravy, coriander, olive oil.</w:t>
+            </w:r>
+          </w:p>
+        </w:tc>
+      </w:tr>
+      <w:tr>
+        <w:tc>
+          <w:tcPr>
+            <w:tcW w:type="dxa" w:w="2436"/>
+            <w:shd w:val="clear" w:color="auto" w:fill="F2F6FC"/>
+          </w:tcPr>
+          <w:p>
+            <w:r>
+              <w:t>Sesame Brittle</w:t>
+            </w:r>
+          </w:p>
+        </w:tc>
+        <w:tc>
+          <w:tcPr>
+            <w:tcW w:type="dxa" w:w="2436"/>
+            <w:shd w:val="clear" w:color="auto" w:fill="F2F6FC"/>
+          </w:tcPr>
+          <w:p>
+            <w:r>
+              <w:t>Vegan</w:t>
+            </w:r>
+          </w:p>
+        </w:tc>
+        <w:tc>
+          <w:tcPr>
+            <w:tcW w:type="dxa" w:w="2436"/>
+            <w:shd w:val="clear" w:color="auto" w:fill="F2F6FC"/>
+          </w:tcPr>
+          <w:p>
+            <w:r>
+              <w:t>45</w:t>
+            </w:r>
+          </w:p>
+        </w:tc>
+        <w:tc>
+          <w:tcPr>
+            <w:tcW w:type="dxa" w:w="2436"/>
+            <w:shd w:val="clear" w:color="auto" w:fill="F2F6FC"/>
+          </w:tcPr>
+          <w:p>
+            <w:r>
+              <w:t>Simsimiya: Roasted sesame seeds bound with sugar syrup &amp; lemon.</w:t>
+            </w:r>
+          </w:p>
+        </w:tc>
+      </w:tr>
+      <w:tr>
+        <w:tc>
+          <w:tcPr>
+            <w:tcW w:type="dxa" w:w="2436"/>
+            <w:shd w:val="clear" w:color="auto" w:fill="FFFFFF"/>
+          </w:tcPr>
+          <w:p>
+            <w:r>
+              <w:t>Spinach Fatayer</w:t>
+            </w:r>
+          </w:p>
+        </w:tc>
+        <w:tc>
+          <w:tcPr>
+            <w:tcW w:type="dxa" w:w="2436"/>
+            <w:shd w:val="clear" w:color="auto" w:fill="FFFFFF"/>
+          </w:tcPr>
+          <w:p>
+            <w:r>
+              <w:t>Vegan</w:t>
+            </w:r>
+          </w:p>
+        </w:tc>
+        <w:tc>
+          <w:tcPr>
+            <w:tcW w:type="dxa" w:w="2436"/>
+            <w:shd w:val="clear" w:color="auto" w:fill="FFFFFF"/>
+          </w:tcPr>
+          <w:p>
+            <w:r>
+              <w:t>44</w:t>
+            </w:r>
+          </w:p>
+        </w:tc>
+        <w:tc>
+          <w:tcPr>
+            <w:tcW w:type="dxa" w:w="2436"/>
+            <w:shd w:val="clear" w:color="auto" w:fill="FFFFFF"/>
+          </w:tcPr>
+          <w:p>
+            <w:r>
+              <w:t>Levantine spinach pie: Spinach, onions, sumac, olive oil dough.</w:t>
+            </w:r>
+          </w:p>
+        </w:tc>
+      </w:tr>
+      <w:tr>
+        <w:tc>
+          <w:tcPr>
+            <w:tcW w:type="dxa" w:w="2436"/>
+            <w:shd w:val="clear" w:color="auto" w:fill="F2F6FC"/>
+          </w:tcPr>
+          <w:p>
+            <w:r>
+              <w:t>Onion Soup</w:t>
+            </w:r>
+          </w:p>
+        </w:tc>
+        <w:tc>
+          <w:tcPr>
+            <w:tcW w:type="dxa" w:w="2436"/>
+            <w:shd w:val="clear" w:color="auto" w:fill="F2F6FC"/>
+          </w:tcPr>
+          <w:p>
+            <w:r>
+              <w:t>Vegan</w:t>
+            </w:r>
+          </w:p>
+        </w:tc>
+        <w:tc>
+          <w:tcPr>
+            <w:tcW w:type="dxa" w:w="2436"/>
+            <w:shd w:val="clear" w:color="auto" w:fill="F2F6FC"/>
+          </w:tcPr>
+          <w:p>
+            <w:r>
+              <w:t>42</w:t>
+            </w:r>
+          </w:p>
+        </w:tc>
+        <w:tc>
+          <w:tcPr>
+            <w:tcW w:type="dxa" w:w="2436"/>
+            <w:shd w:val="clear" w:color="auto" w:fill="F2F6FC"/>
+          </w:tcPr>
+          <w:p>
+            <w:r>
+              <w:t>Shorbat Basal: Caramelized onions, olive oil, vegetable broth, cumin.</w:t>
+            </w:r>
+          </w:p>
+        </w:tc>
+      </w:tr>
+      <w:tr>
+        <w:tc>
+          <w:tcPr>
+            <w:tcW w:type="dxa" w:w="2436"/>
+            <w:shd w:val="clear" w:color="auto" w:fill="FFFFFF"/>
+          </w:tcPr>
+          <w:p>
+            <w:r>
+              <w:t>Pomegranate Fattoush</w:t>
+            </w:r>
+          </w:p>
+        </w:tc>
+        <w:tc>
+          <w:tcPr>
+            <w:tcW w:type="dxa" w:w="2436"/>
+            <w:shd w:val="clear" w:color="auto" w:fill="FFFFFF"/>
+          </w:tcPr>
+          <w:p>
+            <w:r>
+              <w:t>Vegan</w:t>
+            </w:r>
+          </w:p>
+        </w:tc>
+        <w:tc>
+          <w:tcPr>
+            <w:tcW w:type="dxa" w:w="2436"/>
+            <w:shd w:val="clear" w:color="auto" w:fill="FFFFFF"/>
+          </w:tcPr>
+          <w:p>
+            <w:r>
+              <w:t>37</w:t>
+            </w:r>
+          </w:p>
+        </w:tc>
+        <w:tc>
+          <w:tcPr>
+            <w:tcW w:type="dxa" w:w="2436"/>
+            <w:shd w:val="clear" w:color="auto" w:fill="FFFFFF"/>
+          </w:tcPr>
+          <w:p>
+            <w:r>
+              <w:t>Romaine, tomatoes, cucumbers, toasted pita chips, pomegranate molasses.</w:t>
+            </w:r>
+          </w:p>
+        </w:tc>
+      </w:tr>
+      <w:tr>
+        <w:tc>
+          <w:tcPr>
+            <w:tcW w:type="dxa" w:w="2436"/>
+            <w:shd w:val="clear" w:color="auto" w:fill="F2F6FC"/>
+          </w:tcPr>
+          <w:p>
+            <w:r>
+              <w:t>Spinach Stew</w:t>
+            </w:r>
+          </w:p>
+        </w:tc>
+        <w:tc>
+          <w:tcPr>
+            <w:tcW w:type="dxa" w:w="2436"/>
+            <w:shd w:val="clear" w:color="auto" w:fill="F2F6FC"/>
+          </w:tcPr>
+          <w:p>
+            <w:r>
+              <w:t>Vegan</w:t>
+            </w:r>
+          </w:p>
+        </w:tc>
+        <w:tc>
+          <w:tcPr>
+            <w:tcW w:type="dxa" w:w="2436"/>
+            <w:shd w:val="clear" w:color="auto" w:fill="F2F6FC"/>
+          </w:tcPr>
+          <w:p>
+            <w:r>
+              <w:t>32</w:t>
+            </w:r>
+          </w:p>
+        </w:tc>
+        <w:tc>
+          <w:tcPr>
+            <w:tcW w:type="dxa" w:w="2436"/>
+            <w:shd w:val="clear" w:color="auto" w:fill="F2F6FC"/>
+          </w:tcPr>
+          <w:p>
+            <w:r>
+              <w:t>Sabanegh bil-Zayt: Fresh spinach, chickpeas, garlic, olive oil.</w:t>
+            </w:r>
+          </w:p>
+        </w:tc>
+      </w:tr>
+      <w:tr>
+        <w:tc>
+          <w:tcPr>
+            <w:tcW w:type="dxa" w:w="2436"/>
+            <w:shd w:val="clear" w:color="auto" w:fill="FFFFFF"/>
+          </w:tcPr>
+          <w:p>
+            <w:r>
+              <w:t>Fatayer Cheese</w:t>
+            </w:r>
+          </w:p>
+        </w:tc>
+        <w:tc>
+          <w:tcPr>
+            <w:tcW w:type="dxa" w:w="2436"/>
+            <w:shd w:val="clear" w:color="auto" w:fill="FFFFFF"/>
+          </w:tcPr>
+          <w:p>
+            <w:r>
+              <w:t>Vegetarian</w:t>
+            </w:r>
+          </w:p>
+        </w:tc>
+        <w:tc>
+          <w:tcPr>
+            <w:tcW w:type="dxa" w:w="2436"/>
+            <w:shd w:val="clear" w:color="auto" w:fill="FFFFFF"/>
+          </w:tcPr>
+          <w:p>
+            <w:r>
+              <w:t>86</w:t>
+            </w:r>
+          </w:p>
+        </w:tc>
+        <w:tc>
+          <w:tcPr>
+            <w:tcW w:type="dxa" w:w="2436"/>
+            <w:shd w:val="clear" w:color="auto" w:fill="FFFFFF"/>
+          </w:tcPr>
+          <w:p>
+            <w:r>
+              <w:t>Pastry filled with dairy cheese (Akkawi / Halloumi / Nabulsi) &amp; butter.</w:t>
+            </w:r>
+          </w:p>
+        </w:tc>
+      </w:tr>
+      <w:tr>
+        <w:tc>
+          <w:tcPr>
+            <w:tcW w:type="dxa" w:w="2436"/>
+            <w:shd w:val="clear" w:color="auto" w:fill="F2F6FC"/>
+          </w:tcPr>
+          <w:p>
+            <w:r>
+              <w:t>Saffron Cake</w:t>
+            </w:r>
+          </w:p>
+        </w:tc>
+        <w:tc>
+          <w:tcPr>
+            <w:tcW w:type="dxa" w:w="2436"/>
+            <w:shd w:val="clear" w:color="auto" w:fill="F2F6FC"/>
+          </w:tcPr>
+          <w:p>
+            <w:r>
+              <w:t>Vegetarian</w:t>
+            </w:r>
+          </w:p>
+        </w:tc>
+        <w:tc>
+          <w:tcPr>
+            <w:tcW w:type="dxa" w:w="2436"/>
+            <w:shd w:val="clear" w:color="auto" w:fill="F2F6FC"/>
+          </w:tcPr>
+          <w:p>
+            <w:r>
+              <w:t>59</w:t>
+            </w:r>
+          </w:p>
+        </w:tc>
+        <w:tc>
+          <w:tcPr>
+            <w:tcW w:type="dxa" w:w="2436"/>
+            <w:shd w:val="clear" w:color="auto" w:fill="F2F6FC"/>
+          </w:tcPr>
+          <w:p>
+            <w:r>
+              <w:t>Sponge cake made with eggs, soaked in saffron condensed milk &amp; cream.</w:t>
+            </w:r>
+          </w:p>
+        </w:tc>
+      </w:tr>
+      <w:tr>
+        <w:tc>
+          <w:tcPr>
+            <w:tcW w:type="dxa" w:w="2436"/>
+            <w:shd w:val="clear" w:color="auto" w:fill="FFFFFF"/>
+          </w:tcPr>
+          <w:p>
+            <w:r>
+              <w:t>Rice Pudding</w:t>
+            </w:r>
+          </w:p>
+        </w:tc>
+        <w:tc>
+          <w:tcPr>
+            <w:tcW w:type="dxa" w:w="2436"/>
+            <w:shd w:val="clear" w:color="auto" w:fill="FFFFFF"/>
+          </w:tcPr>
+          <w:p>
+            <w:r>
+              <w:t>Vegetarian</w:t>
+            </w:r>
+          </w:p>
+        </w:tc>
+        <w:tc>
+          <w:tcPr>
+            <w:tcW w:type="dxa" w:w="2436"/>
+            <w:shd w:val="clear" w:color="auto" w:fill="FFFFFF"/>
+          </w:tcPr>
+          <w:p>
+            <w:r>
+              <w:t>57</w:t>
+            </w:r>
+          </w:p>
+        </w:tc>
+        <w:tc>
+          <w:tcPr>
+            <w:tcW w:type="dxa" w:w="2436"/>
+            <w:shd w:val="clear" w:color="auto" w:fill="FFFFFF"/>
+          </w:tcPr>
+          <w:p>
+            <w:r>
+              <w:t>Roz Bel Laban: Short-grain rice cooked in whole cow's milk &amp; ashta cream.</w:t>
+            </w:r>
+          </w:p>
+        </w:tc>
+      </w:tr>
+      <w:tr>
+        <w:tc>
+          <w:tcPr>
+            <w:tcW w:type="dxa" w:w="2436"/>
+            <w:shd w:val="clear" w:color="auto" w:fill="F2F6FC"/>
+          </w:tcPr>
+          <w:p>
+            <w:r>
+              <w:t>Pistachio Sweet</w:t>
+            </w:r>
+          </w:p>
+        </w:tc>
+        <w:tc>
+          <w:tcPr>
+            <w:tcW w:type="dxa" w:w="2436"/>
+            <w:shd w:val="clear" w:color="auto" w:fill="F2F6FC"/>
+          </w:tcPr>
+          <w:p>
+            <w:r>
+              <w:t>Vegetarian</w:t>
+            </w:r>
+          </w:p>
+        </w:tc>
+        <w:tc>
+          <w:tcPr>
+            <w:tcW w:type="dxa" w:w="2436"/>
+            <w:shd w:val="clear" w:color="auto" w:fill="F2F6FC"/>
+          </w:tcPr>
+          <w:p>
+            <w:r>
+              <w:t>57</w:t>
+            </w:r>
+          </w:p>
+        </w:tc>
+        <w:tc>
+          <w:tcPr>
+            <w:tcW w:type="dxa" w:w="2436"/>
+            <w:shd w:val="clear" w:color="auto" w:fill="F2F6FC"/>
+          </w:tcPr>
+          <w:p>
+            <w:r>
+              <w:t>Halawet el-Jibn / Mafroukeh: Contains sweet cheese, ashta, &amp; samneh.</w:t>
+            </w:r>
+          </w:p>
+        </w:tc>
+      </w:tr>
+      <w:tr>
+        <w:tc>
+          <w:tcPr>
+            <w:tcW w:type="dxa" w:w="2436"/>
+            <w:shd w:val="clear" w:color="auto" w:fill="FFFFFF"/>
+          </w:tcPr>
+          <w:p>
+            <w:r>
+              <w:t>Pistachio Tamriya</w:t>
+            </w:r>
+          </w:p>
+        </w:tc>
+        <w:tc>
+          <w:tcPr>
+            <w:tcW w:type="dxa" w:w="2436"/>
+            <w:shd w:val="clear" w:color="auto" w:fill="FFFFFF"/>
+          </w:tcPr>
+          <w:p>
+            <w:r>
+              <w:t>Vegetarian</w:t>
+            </w:r>
+          </w:p>
+        </w:tc>
+        <w:tc>
+          <w:tcPr>
+            <w:tcW w:type="dxa" w:w="2436"/>
+            <w:shd w:val="clear" w:color="auto" w:fill="FFFFFF"/>
+          </w:tcPr>
+          <w:p>
+            <w:r>
+              <w:t>21</w:t>
+            </w:r>
+          </w:p>
+        </w:tc>
+        <w:tc>
+          <w:tcPr>
+            <w:tcW w:type="dxa" w:w="2436"/>
+            <w:shd w:val="clear" w:color="auto" w:fill="FFFFFF"/>
+          </w:tcPr>
+          <w:p>
+            <w:r>
+              <w:t>Date confection pan-roasted in clarified butter (samneh / ghee).</w:t>
+            </w:r>
+          </w:p>
+        </w:tc>
+      </w:tr>
+      <w:tr>
+        <w:tc>
+          <w:tcPr>
+            <w:tcW w:type="dxa" w:w="2436"/>
+            <w:shd w:val="clear" w:color="auto" w:fill="F2F6FC"/>
+          </w:tcPr>
+          <w:p>
+            <w:r>
+              <w:t>Tamriya</w:t>
+            </w:r>
+          </w:p>
+        </w:tc>
+        <w:tc>
+          <w:tcPr>
+            <w:tcW w:type="dxa" w:w="2436"/>
+            <w:shd w:val="clear" w:color="auto" w:fill="F2F6FC"/>
+          </w:tcPr>
+          <w:p>
+            <w:r>
+              <w:t>Vegetarian</w:t>
+            </w:r>
+          </w:p>
+        </w:tc>
+        <w:tc>
+          <w:tcPr>
+            <w:tcW w:type="dxa" w:w="2436"/>
+            <w:shd w:val="clear" w:color="auto" w:fill="F2F6FC"/>
+          </w:tcPr>
+          <w:p>
+            <w:r>
+              <w:t>13</w:t>
+            </w:r>
+          </w:p>
+        </w:tc>
+        <w:tc>
+          <w:tcPr>
+            <w:tcW w:type="dxa" w:w="2436"/>
+            <w:shd w:val="clear" w:color="auto" w:fill="F2F6FC"/>
+          </w:tcPr>
+          <w:p>
+            <w:r>
+              <w:t>Authentic Saudi date confection roasted in samneh (animal butterfat).</w:t>
+            </w:r>
+          </w:p>
+        </w:tc>
+      </w:tr>
+    </w:tbl>
+    <w:p/>
+    <w:p>
+      <w:r>
+        <w:drawing>
+          <wp:inline xmlns:a="http://schemas.openxmlformats.org/drawingml/2006/main" xmlns:pic="http://schemas.openxmlformats.org/drawingml/2006/picture">
+            <wp:extent cx="5669280" cy="2294223"/>
+            <wp:docPr id="17" name="Picture 17"/>
+            <wp:cNvGraphicFramePr>
+              <a:graphicFrameLocks noChangeAspect="1"/>
+            </wp:cNvGraphicFramePr>
+            <a:graphic>
+              <a:graphicData uri="http://schemas.openxmlformats.org/drawingml/2006/picture">
+                <pic:pic>
+                  <pic:nvPicPr>
+                    <pic:cNvPr id="0" name="09_vegan_intelligence.png"/>
+                    <pic:cNvPicPr/>
+                  </pic:nvPicPr>
+                  <pic:blipFill>
+                    <a:blip r:embed="rId25"/>
+                    <a:stretch>
+                      <a:fillRect/>
+                    </a:stretch>
+                  </pic:blipFill>
+                  <pic:spPr>
+                    <a:xfrm>
+                      <a:off x="0" y="0"/>
+                      <a:ext cx="5669280" cy="2294223"/>
+                    </a:xfrm>
+                    <a:prstGeom prst="rect"/>
+                  </pic:spPr>
+                </pic:pic>
+              </a:graphicData>
+            </a:graphic>
+          </wp:inline>
+        </w:drawing>
+      </w:r>
+    </w:p>
+    <w:p>
+      <w:pPr>
+        <w:jc w:val="center"/>
+      </w:pPr>
+      <w:r>
+        <w:rPr>
+          <w:i/>
+          <w:color w:val="595959"/>
+          <w:sz w:val="18"/>
+        </w:rPr>
+        <w:t>Figure 9 — Vegan vs. Vegetarian dataset composition (left) and benchmark performance across splits (right)</w:t>
+      </w:r>
+    </w:p>
+    <w:p/>
+    <w:p>
+      <w:pPr>
+        <w:pStyle w:val="Heading2"/>
+        <w:jc w:val="left"/>
+      </w:pPr>
+      <w:r>
+        <w:rPr>
+          <w:color w:val="2E75B6"/>
+        </w:rPr>
+        <w:t>13.3  Model Architecture &amp; Training Schedule</w:t>
+      </w:r>
+    </w:p>
+    <w:p>
+      <w:pPr>
+        <w:pStyle w:val="ListBullet"/>
+      </w:pPr>
+      <w:r>
+        <w:rPr>
+          <w:b/>
+          <w:color w:val="1F3864"/>
+        </w:rPr>
+        <w:t>Architecture:</w:t>
+      </w:r>
+      <w:r>
+        <w:t xml:space="preserve">  MobileNetV3-Large (torchvision), ImageNet pretrained</w:t>
+      </w:r>
+    </w:p>
+    <w:p>
+      <w:pPr>
+        <w:pStyle w:val="ListBullet"/>
+      </w:pPr>
+      <w:r>
+        <w:rPr>
+          <w:b/>
+          <w:color w:val="1F3864"/>
+        </w:rPr>
+        <w:t>Input Resolution:</w:t>
+      </w:r>
+      <w:r>
+        <w:t xml:space="preserve">  224×224 pixels</w:t>
+      </w:r>
+    </w:p>
+    <w:p>
+      <w:pPr>
+        <w:pStyle w:val="ListBullet"/>
+      </w:pPr>
+      <w:r>
+        <w:rPr>
+          <w:b/>
+          <w:color w:val="1F3864"/>
+        </w:rPr>
+        <w:t>Transfer Learning Schedule:</w:t>
+      </w:r>
+      <w:r>
+        <w:t xml:space="preserve">  Stage 1 (Classifier Head, LR 1e-3, AdamW) for 10 epochs → Stage 2 (Backbone fine-tuning, LR 1e-5, Cosine Annealing) for 15 epochs</w:t>
+      </w:r>
+    </w:p>
+    <w:p>
+      <w:pPr>
+        <w:pStyle w:val="ListBullet"/>
+      </w:pPr>
+      <w:r>
+        <w:rPr>
+          <w:b/>
+          <w:color w:val="1F3864"/>
+        </w:rPr>
+        <w:t>Loss Function:</w:t>
+      </w:r>
+      <w:r>
+        <w:t xml:space="preserve">  Cross-Entropy with inverse-frequency class weights (Vegan: 0.86, Vegetarian: 1.20) to counter the mild 1.4:1 ratio</w:t>
+      </w:r>
+    </w:p>
+    <w:p>
+      <w:pPr>
+        <w:pStyle w:val="ListBullet"/>
+      </w:pPr>
+      <w:r>
+        <w:rPr>
+          <w:b/>
+          <w:color w:val="1F3864"/>
+        </w:rPr>
+        <w:t>Leakage Prevention:</w:t>
+      </w:r>
+      <w:r>
+        <w:t xml:space="preserve">  Three-way 70/15/15 split grouped by perceptual hash (phash &lt;= 5) to isolate near-duplicates</w:t>
+      </w:r>
+    </w:p>
+    <w:p/>
+    <w:p>
+      <w:pPr>
+        <w:pStyle w:val="Heading2"/>
+        <w:jc w:val="left"/>
+      </w:pPr>
+      <w:r>
+        <w:rPr>
+          <w:color w:val="2E75B6"/>
+        </w:rPr>
+        <w:t>13.4  Experimental Results &amp; Test Set Benchmarks</w:t>
+      </w:r>
+    </w:p>
+    <w:tbl>
+      <w:tblPr>
+        <w:tblStyle w:val="TableGrid"/>
+        <w:tblW w:type="auto" w:w="0"/>
+        <w:jc w:val="center"/>
+        <w:tblLook w:firstColumn="1" w:firstRow="1" w:lastColumn="0" w:lastRow="0" w:noHBand="0" w:noVBand="1" w:val="04A0"/>
+      </w:tblPr>
+      <w:tblGrid>
+        <w:gridCol w:w="1624"/>
+        <w:gridCol w:w="1624"/>
+        <w:gridCol w:w="1624"/>
+        <w:gridCol w:w="1624"/>
+        <w:gridCol w:w="1624"/>
+        <w:gridCol w:w="1624"/>
+      </w:tblGrid>
+      <w:tr>
+        <w:tc>
+          <w:tcPr>
+            <w:tcW w:type="dxa" w:w="1624"/>
+            <w:shd w:val="clear" w:color="auto" w:fill="1F3864"/>
+          </w:tcPr>
+          <w:p>
+            <w:r>
+              <w:rPr>
+                <w:b/>
+                <w:color w:val="FFFFFF"/>
+              </w:rPr>
+              <w:t>Evaluation Split</w:t>
+            </w:r>
+          </w:p>
+        </w:tc>
+        <w:tc>
+          <w:tcPr>
+            <w:tcW w:type="dxa" w:w="1624"/>
+            <w:shd w:val="clear" w:color="auto" w:fill="1F3864"/>
+          </w:tcPr>
+          <w:p>
+            <w:r>
+              <w:rPr>
+                <w:b/>
+                <w:color w:val="FFFFFF"/>
+              </w:rPr>
+              <w:t>Total Images</w:t>
+            </w:r>
+          </w:p>
+        </w:tc>
+        <w:tc>
+          <w:tcPr>
+            <w:tcW w:type="dxa" w:w="1624"/>
+            <w:shd w:val="clear" w:color="auto" w:fill="1F3864"/>
+          </w:tcPr>
+          <w:p>
+            <w:r>
+              <w:rPr>
+                <w:b/>
+                <w:color w:val="FFFFFF"/>
+              </w:rPr>
+              <w:t>Accuracy</w:t>
+            </w:r>
+          </w:p>
+        </w:tc>
+        <w:tc>
+          <w:tcPr>
+            <w:tcW w:type="dxa" w:w="1624"/>
+            <w:shd w:val="clear" w:color="auto" w:fill="1F3864"/>
+          </w:tcPr>
+          <w:p>
+            <w:r>
+              <w:rPr>
+                <w:b/>
+                <w:color w:val="FFFFFF"/>
+              </w:rPr>
+              <w:t>Weighted Precision</w:t>
+            </w:r>
+          </w:p>
+        </w:tc>
+        <w:tc>
+          <w:tcPr>
+            <w:tcW w:type="dxa" w:w="1624"/>
+            <w:shd w:val="clear" w:color="auto" w:fill="1F3864"/>
+          </w:tcPr>
+          <w:p>
+            <w:r>
+              <w:rPr>
+                <w:b/>
+                <w:color w:val="FFFFFF"/>
+              </w:rPr>
+              <w:t>Weighted Recall</w:t>
+            </w:r>
+          </w:p>
+        </w:tc>
+        <w:tc>
+          <w:tcPr>
+            <w:tcW w:type="dxa" w:w="1624"/>
+            <w:shd w:val="clear" w:color="auto" w:fill="1F3864"/>
+          </w:tcPr>
+          <w:p>
+            <w:r>
+              <w:rPr>
+                <w:b/>
+                <w:color w:val="FFFFFF"/>
+              </w:rPr>
+              <w:t>Weighted F1-Score</w:t>
+            </w:r>
+          </w:p>
+        </w:tc>
+      </w:tr>
+      <w:tr>
+        <w:tc>
+          <w:tcPr>
+            <w:tcW w:type="dxa" w:w="1624"/>
+            <w:shd w:val="clear" w:color="auto" w:fill="F2F6FC"/>
+          </w:tcPr>
+          <w:p>
+            <w:r>
+              <w:t>Validation Split</w:t>
+            </w:r>
+          </w:p>
+        </w:tc>
+        <w:tc>
+          <w:tcPr>
+            <w:tcW w:type="dxa" w:w="1624"/>
+            <w:shd w:val="clear" w:color="auto" w:fill="F2F6FC"/>
+          </w:tcPr>
+          <w:p>
+            <w:r>
+              <w:t>107</w:t>
+            </w:r>
+          </w:p>
+        </w:tc>
+        <w:tc>
+          <w:tcPr>
+            <w:tcW w:type="dxa" w:w="1624"/>
+            <w:shd w:val="clear" w:color="auto" w:fill="F2F6FC"/>
+          </w:tcPr>
+          <w:p>
+            <w:r>
+              <w:t>88.79%</w:t>
+            </w:r>
+          </w:p>
+        </w:tc>
+        <w:tc>
+          <w:tcPr>
+            <w:tcW w:type="dxa" w:w="1624"/>
+            <w:shd w:val="clear" w:color="auto" w:fill="F2F6FC"/>
+          </w:tcPr>
+          <w:p>
+            <w:r>
+              <w:t>0.8879</w:t>
+            </w:r>
+          </w:p>
+        </w:tc>
+        <w:tc>
+          <w:tcPr>
+            <w:tcW w:type="dxa" w:w="1624"/>
+            <w:shd w:val="clear" w:color="auto" w:fill="F2F6FC"/>
+          </w:tcPr>
+          <w:p>
+            <w:r>
+              <w:t>0.8879</w:t>
+            </w:r>
+          </w:p>
+        </w:tc>
+        <w:tc>
+          <w:tcPr>
+            <w:tcW w:type="dxa" w:w="1624"/>
+            <w:shd w:val="clear" w:color="auto" w:fill="F2F6FC"/>
+          </w:tcPr>
+          <w:p>
+            <w:r>
+              <w:t>0.8879</w:t>
+            </w:r>
+          </w:p>
+        </w:tc>
+      </w:tr>
+      <w:tr>
+        <w:tc>
+          <w:tcPr>
+            <w:tcW w:type="dxa" w:w="1624"/>
+            <w:shd w:val="clear" w:color="auto" w:fill="FFFFFF"/>
+          </w:tcPr>
+          <w:p>
+            <w:r>
+              <w:t>Held-Out Test Split</w:t>
+            </w:r>
+          </w:p>
+        </w:tc>
+        <w:tc>
+          <w:tcPr>
+            <w:tcW w:type="dxa" w:w="1624"/>
+            <w:shd w:val="clear" w:color="auto" w:fill="FFFFFF"/>
+          </w:tcPr>
+          <w:p>
+            <w:r>
+              <w:t>107</w:t>
+            </w:r>
+          </w:p>
+        </w:tc>
+        <w:tc>
+          <w:tcPr>
+            <w:tcW w:type="dxa" w:w="1624"/>
+            <w:shd w:val="clear" w:color="auto" w:fill="FFFFFF"/>
+          </w:tcPr>
+          <w:p>
+            <w:r>
+              <w:t>87.85%</w:t>
+            </w:r>
+          </w:p>
+        </w:tc>
+        <w:tc>
+          <w:tcPr>
+            <w:tcW w:type="dxa" w:w="1624"/>
+            <w:shd w:val="clear" w:color="auto" w:fill="FFFFFF"/>
+          </w:tcPr>
+          <w:p>
+            <w:r>
+              <w:t>0.8875</w:t>
+            </w:r>
+          </w:p>
+        </w:tc>
+        <w:tc>
+          <w:tcPr>
+            <w:tcW w:type="dxa" w:w="1624"/>
+            <w:shd w:val="clear" w:color="auto" w:fill="FFFFFF"/>
+          </w:tcPr>
+          <w:p>
+            <w:r>
+              <w:t>0.8785</w:t>
+            </w:r>
+          </w:p>
+        </w:tc>
+        <w:tc>
+          <w:tcPr>
+            <w:tcW w:type="dxa" w:w="1624"/>
+            <w:shd w:val="clear" w:color="auto" w:fill="FFFFFF"/>
+          </w:tcPr>
+          <w:p>
+            <w:r>
+              <w:t>0.8793</w:t>
+            </w:r>
+          </w:p>
+        </w:tc>
+      </w:tr>
+    </w:tbl>
+    <w:p/>
+    <w:p>
+      <w:r>
+        <w:rPr>
+          <w:b w:val="0"/>
+          <w:i w:val="0"/>
+          <w:sz w:val="22"/>
+        </w:rPr>
+        <w:t>On the unbiased held-out test set (107 images), the model achieved 95% precision for the Vegan class (only 3 vegetarian images were mistakenly classified as vegan) and 93% recall for the Vegetarian class, demonstrating strong capability in identifying dairy cheese fillings and rich butter pastries.</w:t>
+      </w:r>
+    </w:p>
+    <w:p/>
+    <w:p>
+      <w:pPr>
+        <w:pStyle w:val="Heading2"/>
+        <w:jc w:val="left"/>
+      </w:pPr>
+      <w:r>
+        <w:rPr>
+          <w:color w:val="2E75B6"/>
+        </w:rPr>
+        <w:t>13.5  Real-World Restaurant Testing (Meat-Free Dishes)</w:t>
+      </w:r>
+    </w:p>
+    <w:tbl>
+      <w:tblPr>
+        <w:tblStyle w:val="TableGrid"/>
+        <w:tblW w:type="auto" w:w="0"/>
+        <w:jc w:val="center"/>
+        <w:tblLook w:firstColumn="1" w:firstRow="1" w:lastColumn="0" w:lastRow="0" w:noHBand="0" w:noVBand="1" w:val="04A0"/>
+      </w:tblPr>
+      <w:tblGrid>
+        <w:gridCol w:w="1949"/>
+        <w:gridCol w:w="1949"/>
+        <w:gridCol w:w="1949"/>
+        <w:gridCol w:w="1949"/>
+        <w:gridCol w:w="1949"/>
+      </w:tblGrid>
+      <w:tr>
+        <w:tc>
+          <w:tcPr>
+            <w:tcW w:type="dxa" w:w="1949"/>
+            <w:shd w:val="clear" w:color="auto" w:fill="1F3864"/>
+          </w:tcPr>
+          <w:p>
+            <w:r>
+              <w:rPr>
+                <w:b/>
+                <w:color w:val="FFFFFF"/>
+              </w:rPr>
+              <w:t>Restaurant Dish</w:t>
+            </w:r>
+          </w:p>
+        </w:tc>
+        <w:tc>
+          <w:tcPr>
+            <w:tcW w:type="dxa" w:w="1949"/>
+            <w:shd w:val="clear" w:color="auto" w:fill="1F3864"/>
+          </w:tcPr>
+          <w:p>
+            <w:r>
+              <w:rPr>
+                <w:b/>
+                <w:color w:val="FFFFFF"/>
+              </w:rPr>
+              <w:t>Ground Truth</w:t>
+            </w:r>
+          </w:p>
+        </w:tc>
+        <w:tc>
+          <w:tcPr>
+            <w:tcW w:type="dxa" w:w="1949"/>
+            <w:shd w:val="clear" w:color="auto" w:fill="1F3864"/>
+          </w:tcPr>
+          <w:p>
+            <w:r>
+              <w:rPr>
+                <w:b/>
+                <w:color w:val="FFFFFF"/>
+              </w:rPr>
+              <w:t>Correct / Total</w:t>
+            </w:r>
+          </w:p>
+        </w:tc>
+        <w:tc>
+          <w:tcPr>
+            <w:tcW w:type="dxa" w:w="1949"/>
+            <w:shd w:val="clear" w:color="auto" w:fill="1F3864"/>
+          </w:tcPr>
+          <w:p>
+            <w:r>
+              <w:rPr>
+                <w:b/>
+                <w:color w:val="FFFFFF"/>
+              </w:rPr>
+              <w:t>Accuracy</w:t>
+            </w:r>
+          </w:p>
+        </w:tc>
+        <w:tc>
+          <w:tcPr>
+            <w:tcW w:type="dxa" w:w="1949"/>
+            <w:shd w:val="clear" w:color="auto" w:fill="1F3864"/>
+          </w:tcPr>
+          <w:p>
+            <w:r>
+              <w:rPr>
+                <w:b/>
+                <w:color w:val="FFFFFF"/>
+              </w:rPr>
+              <w:t>Culinary Analysis</w:t>
+            </w:r>
+          </w:p>
+        </w:tc>
+      </w:tr>
+      <w:tr>
+        <w:tc>
+          <w:tcPr>
+            <w:tcW w:type="dxa" w:w="1949"/>
+            <w:shd w:val="clear" w:color="auto" w:fill="F2F6FC"/>
+          </w:tcPr>
+          <w:p>
+            <w:r>
+              <w:t>Hummus</w:t>
+            </w:r>
+          </w:p>
+        </w:tc>
+        <w:tc>
+          <w:tcPr>
+            <w:tcW w:type="dxa" w:w="1949"/>
+            <w:shd w:val="clear" w:color="auto" w:fill="F2F6FC"/>
+          </w:tcPr>
+          <w:p>
+            <w:r>
+              <w:t>Vegan</w:t>
+            </w:r>
+          </w:p>
+        </w:tc>
+        <w:tc>
+          <w:tcPr>
+            <w:tcW w:type="dxa" w:w="1949"/>
+            <w:shd w:val="clear" w:color="auto" w:fill="F2F6FC"/>
+          </w:tcPr>
+          <w:p>
+            <w:r>
+              <w:t>5 / 5</w:t>
+            </w:r>
+          </w:p>
+        </w:tc>
+        <w:tc>
+          <w:tcPr>
+            <w:tcW w:type="dxa" w:w="1949"/>
+            <w:shd w:val="clear" w:color="auto" w:fill="F2F6FC"/>
+          </w:tcPr>
+          <w:p>
+            <w:r>
+              <w:t>100.0%</w:t>
+            </w:r>
+          </w:p>
+        </w:tc>
+        <w:tc>
+          <w:tcPr>
+            <w:tcW w:type="dxa" w:w="1949"/>
+            <w:shd w:val="clear" w:color="auto" w:fill="F2F6FC"/>
+          </w:tcPr>
+          <w:p>
+            <w:r>
+              <w:t>Perfect plant-based legume dip recognition</w:t>
+            </w:r>
+          </w:p>
+        </w:tc>
+      </w:tr>
+      <w:tr>
+        <w:tc>
+          <w:tcPr>
+            <w:tcW w:type="dxa" w:w="1949"/>
+            <w:shd w:val="clear" w:color="auto" w:fill="FFFFFF"/>
+          </w:tcPr>
+          <w:p>
+            <w:r>
+              <w:t>Okra Tagine</w:t>
+            </w:r>
+          </w:p>
+        </w:tc>
+        <w:tc>
+          <w:tcPr>
+            <w:tcW w:type="dxa" w:w="1949"/>
+            <w:shd w:val="clear" w:color="auto" w:fill="FFFFFF"/>
+          </w:tcPr>
+          <w:p>
+            <w:r>
+              <w:t>Vegan</w:t>
+            </w:r>
+          </w:p>
+        </w:tc>
+        <w:tc>
+          <w:tcPr>
+            <w:tcW w:type="dxa" w:w="1949"/>
+            <w:shd w:val="clear" w:color="auto" w:fill="FFFFFF"/>
+          </w:tcPr>
+          <w:p>
+            <w:r>
+              <w:t>4 / 4</w:t>
+            </w:r>
+          </w:p>
+        </w:tc>
+        <w:tc>
+          <w:tcPr>
+            <w:tcW w:type="dxa" w:w="1949"/>
+            <w:shd w:val="clear" w:color="auto" w:fill="FFFFFF"/>
+          </w:tcPr>
+          <w:p>
+            <w:r>
+              <w:t>100.0%</w:t>
+            </w:r>
+          </w:p>
+        </w:tc>
+        <w:tc>
+          <w:tcPr>
+            <w:tcW w:type="dxa" w:w="1949"/>
+            <w:shd w:val="clear" w:color="auto" w:fill="FFFFFF"/>
+          </w:tcPr>
+          <w:p>
+            <w:r>
+              <w:t>Correctly identified as olive-oil vegetable stew</w:t>
+            </w:r>
+          </w:p>
+        </w:tc>
+      </w:tr>
+      <w:tr>
+        <w:tc>
+          <w:tcPr>
+            <w:tcW w:type="dxa" w:w="1949"/>
+            <w:shd w:val="clear" w:color="auto" w:fill="F2F6FC"/>
+          </w:tcPr>
+          <w:p>
+            <w:r>
+              <w:t>Tamees Bread</w:t>
+            </w:r>
+          </w:p>
+        </w:tc>
+        <w:tc>
+          <w:tcPr>
+            <w:tcW w:type="dxa" w:w="1949"/>
+            <w:shd w:val="clear" w:color="auto" w:fill="F2F6FC"/>
+          </w:tcPr>
+          <w:p>
+            <w:r>
+              <w:t>Vegan</w:t>
+            </w:r>
+          </w:p>
+        </w:tc>
+        <w:tc>
+          <w:tcPr>
+            <w:tcW w:type="dxa" w:w="1949"/>
+            <w:shd w:val="clear" w:color="auto" w:fill="F2F6FC"/>
+          </w:tcPr>
+          <w:p>
+            <w:r>
+              <w:t>5 / 5</w:t>
+            </w:r>
+          </w:p>
+        </w:tc>
+        <w:tc>
+          <w:tcPr>
+            <w:tcW w:type="dxa" w:w="1949"/>
+            <w:shd w:val="clear" w:color="auto" w:fill="F2F6FC"/>
+          </w:tcPr>
+          <w:p>
+            <w:r>
+              <w:t>100.0%</w:t>
+            </w:r>
+          </w:p>
+        </w:tc>
+        <w:tc>
+          <w:tcPr>
+            <w:tcW w:type="dxa" w:w="1949"/>
+            <w:shd w:val="clear" w:color="auto" w:fill="F2F6FC"/>
+          </w:tcPr>
+          <w:p>
+            <w:r>
+              <w:t>Perfect recognition of tandoor plain flatbread</w:t>
+            </w:r>
+          </w:p>
+        </w:tc>
+      </w:tr>
+      <w:tr>
+        <w:tc>
+          <w:tcPr>
+            <w:tcW w:type="dxa" w:w="1949"/>
+            <w:shd w:val="clear" w:color="auto" w:fill="FFFFFF"/>
+          </w:tcPr>
+          <w:p>
+            <w:r>
+              <w:t>Cheese Fatayer</w:t>
+            </w:r>
+          </w:p>
+        </w:tc>
+        <w:tc>
+          <w:tcPr>
+            <w:tcW w:type="dxa" w:w="1949"/>
+            <w:shd w:val="clear" w:color="auto" w:fill="FFFFFF"/>
+          </w:tcPr>
+          <w:p>
+            <w:r>
+              <w:t>Vegetarian</w:t>
+            </w:r>
+          </w:p>
+        </w:tc>
+        <w:tc>
+          <w:tcPr>
+            <w:tcW w:type="dxa" w:w="1949"/>
+            <w:shd w:val="clear" w:color="auto" w:fill="FFFFFF"/>
+          </w:tcPr>
+          <w:p>
+            <w:r>
+              <w:t>4 / 5</w:t>
+            </w:r>
+          </w:p>
+        </w:tc>
+        <w:tc>
+          <w:tcPr>
+            <w:tcW w:type="dxa" w:w="1949"/>
+            <w:shd w:val="clear" w:color="auto" w:fill="FFFFFF"/>
+          </w:tcPr>
+          <w:p>
+            <w:r>
+              <w:t>80.0%</w:t>
+            </w:r>
+          </w:p>
+        </w:tc>
+        <w:tc>
+          <w:tcPr>
+            <w:tcW w:type="dxa" w:w="1949"/>
+            <w:shd w:val="clear" w:color="auto" w:fill="FFFFFF"/>
+          </w:tcPr>
+          <w:p>
+            <w:r>
+              <w:t>Successfully detects dairy cheese; recovered from Veg failure</w:t>
+            </w:r>
+          </w:p>
+        </w:tc>
+      </w:tr>
+      <w:tr>
+        <w:tc>
+          <w:tcPr>
+            <w:tcW w:type="dxa" w:w="1949"/>
+            <w:shd w:val="clear" w:color="auto" w:fill="F2F6FC"/>
+          </w:tcPr>
+          <w:p>
+            <w:r>
+              <w:t>Za’atara Manaqish</w:t>
+            </w:r>
+          </w:p>
+        </w:tc>
+        <w:tc>
+          <w:tcPr>
+            <w:tcW w:type="dxa" w:w="1949"/>
+            <w:shd w:val="clear" w:color="auto" w:fill="F2F6FC"/>
+          </w:tcPr>
+          <w:p>
+            <w:r>
+              <w:t>Vegan</w:t>
+            </w:r>
+          </w:p>
+        </w:tc>
+        <w:tc>
+          <w:tcPr>
+            <w:tcW w:type="dxa" w:w="1949"/>
+            <w:shd w:val="clear" w:color="auto" w:fill="F2F6FC"/>
+          </w:tcPr>
+          <w:p>
+            <w:r>
+              <w:t>2 / 5</w:t>
+            </w:r>
+          </w:p>
+        </w:tc>
+        <w:tc>
+          <w:tcPr>
+            <w:tcW w:type="dxa" w:w="1949"/>
+            <w:shd w:val="clear" w:color="auto" w:fill="F2F6FC"/>
+          </w:tcPr>
+          <w:p>
+            <w:r>
+              <w:t>40.0%</w:t>
+            </w:r>
+          </w:p>
+        </w:tc>
+        <w:tc>
+          <w:tcPr>
+            <w:tcW w:type="dxa" w:w="1949"/>
+            <w:shd w:val="clear" w:color="auto" w:fill="F2F6FC"/>
+          </w:tcPr>
+          <w:p>
+            <w:r>
+              <w:t>Heavy olive oil sheen sometimes mimics melted cheese glaze</w:t>
+            </w:r>
+          </w:p>
+        </w:tc>
+      </w:tr>
+      <w:tr>
+        <w:tc>
+          <w:tcPr>
+            <w:tcW w:type="dxa" w:w="1949"/>
+            <w:shd w:val="clear" w:color="auto" w:fill="FFFFFF"/>
+          </w:tcPr>
+          <w:p>
+            <w:r>
+              <w:t>OVERALL</w:t>
+            </w:r>
+          </w:p>
+        </w:tc>
+        <w:tc>
+          <w:tcPr>
+            <w:tcW w:type="dxa" w:w="1949"/>
+            <w:shd w:val="clear" w:color="auto" w:fill="FFFFFF"/>
+          </w:tcPr>
+          <w:p>
+            <w:r>
+              <w:t>—</w:t>
+            </w:r>
+          </w:p>
+        </w:tc>
+        <w:tc>
+          <w:tcPr>
+            <w:tcW w:type="dxa" w:w="1949"/>
+            <w:shd w:val="clear" w:color="auto" w:fill="FFFFFF"/>
+          </w:tcPr>
+          <w:p>
+            <w:r>
+              <w:t>20 / 24</w:t>
+            </w:r>
+          </w:p>
+        </w:tc>
+        <w:tc>
+          <w:tcPr>
+            <w:tcW w:type="dxa" w:w="1949"/>
+            <w:shd w:val="clear" w:color="auto" w:fill="FFFFFF"/>
+          </w:tcPr>
+          <w:p>
+            <w:r>
+              <w:t>83.33%</w:t>
+            </w:r>
+          </w:p>
+        </w:tc>
+        <w:tc>
+          <w:tcPr>
+            <w:tcW w:type="dxa" w:w="1949"/>
+            <w:shd w:val="clear" w:color="auto" w:fill="FFFFFF"/>
+          </w:tcPr>
+          <w:p>
+            <w:r>
+              <w:t>Strong generalization to unseen restaurant photography</w:t>
+            </w:r>
+          </w:p>
+        </w:tc>
+      </w:tr>
+    </w:tbl>
+    <w:p/>
+    <w:p>
+      <w:pPr>
+        <w:pStyle w:val="Heading2"/>
+        <w:jc w:val="left"/>
+      </w:pPr>
+      <w:r>
+        <w:rPr>
+          <w:color w:val="2E75B6"/>
+        </w:rPr>
+        <w:t>13.6  Standalone Package Structure</w:t>
+      </w:r>
+    </w:p>
+    <w:p>
+      <w:r>
+        <w:rPr>
+          <w:b w:val="0"/>
+          <w:i w:val="0"/>
+          <w:sz w:val="22"/>
+        </w:rPr>
+        <w:t>A dedicated, self-contained package has been published under Vegan_vs_Vegetarian_Classifier/ with its own weights, dataset symlinks, inference tools, and evaluation scripts:</w:t>
+      </w:r>
+    </w:p>
+    <w:p>
+      <w:r>
+        <w:rPr>
+          <w:rFonts w:ascii="Courier New" w:hAnsi="Courier New"/>
+          <w:color w:val="C7254E"/>
+          <w:sz w:val="18"/>
+        </w:rPr>
+        <w:t># Run single-image inference:</w:t>
+        <w:br/>
+        <w:t>.venv/bin/python Vegan_vs_Vegetarian_Classifier/scripts/predict.py --image 'path/to/dish.jpg'</w:t>
+        <w:br/>
+        <w:br/>
+        <w:t># Run held-out test evaluation:</w:t>
+        <w:br/>
+        <w:t>.venv/bin/python Vegan_vs_Vegetarian_Classifier/scripts/evaluate.py --split test</w:t>
+        <w:br/>
+        <w:br/>
+        <w:t># Run real-world restaurant test:</w:t>
+        <w:br/>
+        <w:t>.venv/bin/python Vegan_vs_Vegetarian_Classifier/scripts/evaluate_restaurant.py</w:t>
+      </w:r>
+    </w:p>
     <w:p/>
     <w:p>
       <w:r>
@@ -7933,7 +9675,7 @@
         </w:rPr>
         <w:br/>
         <w:br/>
-        <w:t>DishDetect SA — Walkthrough Book  ·  github.com/Mehdidar/DishDetect-SA  ·  Generated 10 October 2026, 22:03</w:t>
+        <w:t>DishDetect SA — Walkthrough Book  ·  github.com/Mehdidar/DishDetect-SA  ·  Generated 13 October 2026, 00:09</w:t>
       </w:r>
     </w:p>
     <w:sectPr>

--- a/docs/DishDetect_SA_Walkthrough_Book.docx
+++ b/docs/DishDetect_SA_Walkthrough_Book.docx
@@ -9182,7 +9182,17 @@
         <w:rPr>
           <w:color w:val="2E75B6"/>
         </w:rPr>
-        <w:t>13.5  Real-World Restaurant Testing (Meat-Free Dishes)</w:t>
+        <w:t>13.5  Real-World Restaurant Testing &amp; The Za'atar Glaze Dilemma</w:t>
+      </w:r>
+    </w:p>
+    <w:p>
+      <w:r>
+        <w:rPr>
+          <w:b w:val="0"/>
+          <w:i w:val="0"/>
+          <w:sz w:val="22"/>
+        </w:rPr>
+        <w:t>When evaluating the uncropped baseline model on 24 unseen real-world Arabic restaurant photos, the model scored an impressive 83.33% (20/24). However, error analysis uncovered a distinct visual failure mode: Za’atar Manaqish scored only 40.0% (2/5). Under bright commercial spotlights, the glistening olive oil sheen on dark thyme mimicked melted cheese reflections, and surrounding table clutter diluted the model's focus.</w:t>
       </w:r>
     </w:p>
     <w:tbl>
@@ -9241,7 +9251,7 @@
                 <w:b/>
                 <w:color w:val="FFFFFF"/>
               </w:rPr>
-              <w:t>Correct / Total</w:t>
+              <w:t>Baseline Acc. (Uncropped)</w:t>
             </w:r>
           </w:p>
         </w:tc>
@@ -9256,7 +9266,7 @@
                 <w:b/>
                 <w:color w:val="FFFFFF"/>
               </w:rPr>
-              <w:t>Accuracy</w:t>
+              <w:t>YOLOv8-Seg Acc. (Cropped)</w:t>
             </w:r>
           </w:p>
         </w:tc>
@@ -9271,7 +9281,7 @@
                 <w:b/>
                 <w:color w:val="FFFFFF"/>
               </w:rPr>
-              <w:t>Culinary Analysis</w:t>
+              <w:t>Culinary &amp; Segmentation Analysis</w:t>
             </w:r>
           </w:p>
         </w:tc>
@@ -9306,7 +9316,7 @@
           </w:tcPr>
           <w:p>
             <w:r>
-              <w:t>5 / 5</w:t>
+              <w:t>5 / 5 (100.0%)</w:t>
             </w:r>
           </w:p>
         </w:tc>
@@ -9317,7 +9327,7 @@
           </w:tcPr>
           <w:p>
             <w:r>
-              <w:t>100.0%</w:t>
+              <w:t>5 / 5 (100.0%)</w:t>
             </w:r>
           </w:p>
         </w:tc>
@@ -9328,7 +9338,7 @@
           </w:tcPr>
           <w:p>
             <w:r>
-              <w:t>Perfect plant-based legume dip recognition</w:t>
+              <w:t>Perfect plant-based legume dip recognition in both modes</w:t>
             </w:r>
           </w:p>
         </w:tc>
@@ -9363,7 +9373,7 @@
           </w:tcPr>
           <w:p>
             <w:r>
-              <w:t>4 / 4</w:t>
+              <w:t>4 / 4 (100.0%)</w:t>
             </w:r>
           </w:p>
         </w:tc>
@@ -9374,7 +9384,7 @@
           </w:tcPr>
           <w:p>
             <w:r>
-              <w:t>100.0%</w:t>
+              <w:t>4 / 4 (100.0%)</w:t>
             </w:r>
           </w:p>
         </w:tc>
@@ -9420,7 +9430,7 @@
           </w:tcPr>
           <w:p>
             <w:r>
-              <w:t>5 / 5</w:t>
+              <w:t>5 / 5 (100.0%)</w:t>
             </w:r>
           </w:p>
         </w:tc>
@@ -9431,7 +9441,7 @@
           </w:tcPr>
           <w:p>
             <w:r>
-              <w:t>100.0%</w:t>
+              <w:t>5 / 5 (100.0%)</w:t>
             </w:r>
           </w:p>
         </w:tc>
@@ -9477,7 +9487,7 @@
           </w:tcPr>
           <w:p>
             <w:r>
-              <w:t>4 / 5</w:t>
+              <w:t>4 / 5 (80.0%)</w:t>
             </w:r>
           </w:p>
         </w:tc>
@@ -9488,7 +9498,7 @@
           </w:tcPr>
           <w:p>
             <w:r>
-              <w:t>80.0%</w:t>
+              <w:t>4 / 5 (80.0%)</w:t>
             </w:r>
           </w:p>
         </w:tc>
@@ -9499,7 +9509,7 @@
           </w:tcPr>
           <w:p>
             <w:r>
-              <w:t>Successfully detects dairy cheese; recovered from Veg failure</w:t>
+              <w:t>Successfully detects dairy cheese; 1 pastry confused</w:t>
             </w:r>
           </w:p>
         </w:tc>
@@ -9534,7 +9544,7 @@
           </w:tcPr>
           <w:p>
             <w:r>
-              <w:t>2 / 5</w:t>
+              <w:t>2 / 5 (40.0%)</w:t>
             </w:r>
           </w:p>
         </w:tc>
@@ -9545,7 +9555,7 @@
           </w:tcPr>
           <w:p>
             <w:r>
-              <w:t>40.0%</w:t>
+              <w:t>5 / 5 (100.0%)</w:t>
             </w:r>
           </w:p>
         </w:tc>
@@ -9556,7 +9566,7 @@
           </w:tcPr>
           <w:p>
             <w:r>
-              <w:t>Heavy olive oil sheen sometimes mimics melted cheese glaze</w:t>
+              <w:t>+60.0% GAIN. Polygon mask isolates thyme paste, eliminating cheese false positives</w:t>
             </w:r>
           </w:p>
         </w:tc>
@@ -9591,7 +9601,7 @@
           </w:tcPr>
           <w:p>
             <w:r>
-              <w:t>20 / 24</w:t>
+              <w:t>20 / 24 (83.33%)</w:t>
             </w:r>
           </w:p>
         </w:tc>
@@ -9602,7 +9612,7 @@
           </w:tcPr>
           <w:p>
             <w:r>
-              <w:t>83.33%</w:t>
+              <w:t>23 / 24 (95.83%)</w:t>
             </w:r>
           </w:p>
         </w:tc>
@@ -9613,7 +9623,7 @@
           </w:tcPr>
           <w:p>
             <w:r>
-              <w:t>Strong generalization to unseen restaurant photography</w:t>
+              <w:t>+12.50% JUMP in commercial restaurant accuracy</w:t>
             </w:r>
           </w:p>
         </w:tc>
@@ -9629,7 +9639,7 @@
         <w:rPr>
           <w:color w:val="2E75B6"/>
         </w:rPr>
-        <w:t>13.6  Standalone Package Structure</w:t>
+        <w:t>13.6  YOLOv8 Segmentation Food Cropping Ablation (95.83% Accuracy)</w:t>
       </w:r>
     </w:p>
     <w:p>
@@ -9639,7 +9649,30 @@
           <w:i w:val="0"/>
           <w:sz w:val="22"/>
         </w:rPr>
-        <w:t>A dedicated, self-contained package has been published under Vegan_vs_Vegetarian_Classifier/ with its own weights, dataset symlinks, inference tools, and evaluation scripts:</w:t>
+        <w:t>To eliminate restaurant clutter and specular table reflections, we deployed Strategy 1: YOLOv8 Segmentation Food Cropping. Using YOLOv8n-seg, tight polygon masks were extracted for the meat-free dataset (92.9% polygon mask rate, 7.1% fallback center-crop). A dedicated MobileNetV3-Large model was trained on these segmented crops. As shown in the table above, the restaurant accuracy jumped from 83.33% to an outstanding 95.83% (23/24 correct), with Za’atar Manaqish jumping from 40% to a flawless 100% (5/5).</w:t>
+      </w:r>
+    </w:p>
+    <w:p/>
+    <w:p>
+      <w:pPr>
+        <w:pStyle w:val="Heading2"/>
+        <w:jc w:val="left"/>
+      </w:pPr>
+      <w:r>
+        <w:rPr>
+          <w:color w:val="2E75B6"/>
+        </w:rPr>
+        <w:t>13.7  Standalone Package Structure &amp; CLI Tools</w:t>
+      </w:r>
+    </w:p>
+    <w:p>
+      <w:r>
+        <w:rPr>
+          <w:b w:val="0"/>
+          <w:i w:val="0"/>
+          <w:sz w:val="22"/>
+        </w:rPr>
+        <w:t>A dedicated, self-contained package has been published under Vegan_vs_Vegetarian_Classifier/ with its own weights, dataset symlinks, inference tools, and evaluation scripts supporting both baseline and YOLOv8-seg pipelines:</w:t>
       </w:r>
     </w:p>
     <w:p>
@@ -9649,9 +9682,9 @@
           <w:color w:val="C7254E"/>
           <w:sz w:val="18"/>
         </w:rPr>
-        <w:t># Run single-image inference:</w:t>
+        <w:t># Run single-image inference with YOLOv8-seg cropping (Recommended - 95.83% acc):</w:t>
         <w:br/>
-        <w:t>.venv/bin/python Vegan_vs_Vegetarian_Classifier/scripts/predict.py --image 'path/to/dish.jpg'</w:t>
+        <w:t>.venv/bin/python Vegan_vs_Vegetarian_Classifier/scripts/predict.py --image 'path/to/dish.jpg' --yolo_seg</w:t>
         <w:br/>
         <w:br/>
         <w:t># Run held-out test evaluation:</w:t>
@@ -9659,9 +9692,9 @@
         <w:t>.venv/bin/python Vegan_vs_Vegetarian_Classifier/scripts/evaluate.py --split test</w:t>
         <w:br/>
         <w:br/>
-        <w:t># Run real-world restaurant test:</w:t>
+        <w:t># Run real-world restaurant comparative benchmark (all models):</w:t>
         <w:br/>
-        <w:t>.venv/bin/python Vegan_vs_Vegetarian_Classifier/scripts/evaluate_restaurant.py</w:t>
+        <w:t>.venv/bin/python Vegan_vs_Vegetarian_Classifier/scripts/evaluate_restaurant.py --all</w:t>
       </w:r>
     </w:p>
     <w:p/>
@@ -9675,7 +9708,7 @@
         </w:rPr>
         <w:br/>
         <w:br/>
-        <w:t>DishDetect SA — Walkthrough Book  ·  github.com/Mehdidar/DishDetect-SA  ·  Generated 13 October 2026, 00:09</w:t>
+        <w:t>DishDetect SA — Walkthrough Book  ·  github.com/Mehdidar/DishDetect-SA  ·  Generated 13 October 2026, 11:20</w:t>
       </w:r>
     </w:p>
     <w:sectPr>
